--- a/output/resumes/Dave-Call+Veeva-Systems+Senior-Consultant-Marketing-Software+00033.docx
+++ b/output/resumes/Dave-Call+Veeva-Systems+Senior-Consultant-Marketing-Software+00033.docx
@@ -708,7 +708,7 @@
               <w:rPr>
                 <w:sz w:val="21"/>
               </w:rPr>
-              <w:t>Aug 2021–Apr 2022</w:t>
+              <w:t>Aug 2020–Apr 2022</w:t>
             </w:r>
           </w:p>
         </w:tc>
